--- a/data/outputs/v2/Grade11/Biology/Lesson_Plans/SS1.4_Cell_Division/Biology_Cell_Division_FinalExplanation_TeacherKey.docx
+++ b/data/outputs/v2/Grade11/Biology/Lesson_Plans/SS1.4_Cell_Division/Biology_Cell_Division_FinalExplanation_TeacherKey.docx
@@ -1826,7 +1826,7 @@
         </w:rPr>
         <w:t xml:space="preserve">© 2026 SeaVuria and ARES. This work is licensed under a </w:t>
       </w:r>
-      <w:hyperlink w:history="1" r:id="rIdpwzkyyk3slylalc1jxgoh">
+      <w:hyperlink w:history="1" r:id="rIdwtibvq6u4imkijfc-zixu">
         <w:r>
           <w:rPr>
             <w:rFonts w:ascii="Arial" w:cs="Arial" w:eastAsia="Arial" w:hAnsi="Arial"/>
@@ -1846,7 +1846,7 @@
         </w:rPr>
         <w:t xml:space="preserve"> (</w:t>
       </w:r>
-      <w:hyperlink w:history="1" r:id="rIdqhprqwd_6rqznquzxxhlx">
+      <w:hyperlink w:history="1" r:id="rId_glkdj1v4kqw1nxckvcbb">
         <w:r>
           <w:rPr>
             <w:rFonts w:ascii="Arial" w:cs="Arial" w:eastAsia="Arial" w:hAnsi="Arial"/>
@@ -1866,7 +1866,7 @@
         </w:rPr>
         <w:t xml:space="preserve">). To view a copy of this license, visit </w:t>
       </w:r>
-      <w:hyperlink w:history="1" r:id="rIdr8sjuhtwswpbwyepkd4bg">
+      <w:hyperlink w:history="1" r:id="rIdbnmj7lq9fiugue5mw_exk">
         <w:r>
           <w:rPr>
             <w:rFonts w:ascii="Arial" w:cs="Arial" w:eastAsia="Arial" w:hAnsi="Arial"/>

--- a/data/outputs/v2/Grade11/Biology/Lesson_Plans/SS1.4_Cell_Division/Biology_Cell_Division_FinalExplanation_TeacherKey.docx
+++ b/data/outputs/v2/Grade11/Biology/Lesson_Plans/SS1.4_Cell_Division/Biology_Cell_Division_FinalExplanation_TeacherKey.docx
@@ -1826,7 +1826,7 @@
         </w:rPr>
         <w:t xml:space="preserve">© 2026 SeaVuria and ARES. This work is licensed under a </w:t>
       </w:r>
-      <w:hyperlink w:history="1" r:id="rIdwtibvq6u4imkijfc-zixu">
+      <w:hyperlink w:history="1" r:id="rId_iwrmvdrcogb9gx4gox1w">
         <w:r>
           <w:rPr>
             <w:rFonts w:ascii="Arial" w:cs="Arial" w:eastAsia="Arial" w:hAnsi="Arial"/>
@@ -1846,7 +1846,7 @@
         </w:rPr>
         <w:t xml:space="preserve"> (</w:t>
       </w:r>
-      <w:hyperlink w:history="1" r:id="rId_glkdj1v4kqw1nxckvcbb">
+      <w:hyperlink w:history="1" r:id="rId2dftvosgrycnay_03ilqz">
         <w:r>
           <w:rPr>
             <w:rFonts w:ascii="Arial" w:cs="Arial" w:eastAsia="Arial" w:hAnsi="Arial"/>
@@ -1866,7 +1866,7 @@
         </w:rPr>
         <w:t xml:space="preserve">). To view a copy of this license, visit </w:t>
       </w:r>
-      <w:hyperlink w:history="1" r:id="rIdbnmj7lq9fiugue5mw_exk">
+      <w:hyperlink w:history="1" r:id="rIdg4hkif7lgez6mqf1xoijo">
         <w:r>
           <w:rPr>
             <w:rFonts w:ascii="Arial" w:cs="Arial" w:eastAsia="Arial" w:hAnsi="Arial"/>

--- a/data/outputs/v2/Grade11/Biology/Lesson_Plans/SS1.4_Cell_Division/Biology_Cell_Division_FinalExplanation_TeacherKey.docx
+++ b/data/outputs/v2/Grade11/Biology/Lesson_Plans/SS1.4_Cell_Division/Biology_Cell_Division_FinalExplanation_TeacherKey.docx
@@ -1826,7 +1826,7 @@
         </w:rPr>
         <w:t xml:space="preserve">© 2026 SeaVuria and ARES. This work is licensed under a </w:t>
       </w:r>
-      <w:hyperlink w:history="1" r:id="rId_iwrmvdrcogb9gx4gox1w">
+      <w:hyperlink w:history="1" r:id="rIdy94eczt6l4qemzp89vmnz">
         <w:r>
           <w:rPr>
             <w:rFonts w:ascii="Arial" w:cs="Arial" w:eastAsia="Arial" w:hAnsi="Arial"/>
@@ -1846,7 +1846,7 @@
         </w:rPr>
         <w:t xml:space="preserve"> (</w:t>
       </w:r>
-      <w:hyperlink w:history="1" r:id="rId2dftvosgrycnay_03ilqz">
+      <w:hyperlink w:history="1" r:id="rId-6l7nz_gosrm0_cay_rv3">
         <w:r>
           <w:rPr>
             <w:rFonts w:ascii="Arial" w:cs="Arial" w:eastAsia="Arial" w:hAnsi="Arial"/>
@@ -1866,7 +1866,7 @@
         </w:rPr>
         <w:t xml:space="preserve">). To view a copy of this license, visit </w:t>
       </w:r>
-      <w:hyperlink w:history="1" r:id="rIdg4hkif7lgez6mqf1xoijo">
+      <w:hyperlink w:history="1" r:id="rId4eaylpupilykaeonanzv3">
         <w:r>
           <w:rPr>
             <w:rFonts w:ascii="Arial" w:cs="Arial" w:eastAsia="Arial" w:hAnsi="Arial"/>

--- a/data/outputs/v2/Grade11/Biology/Lesson_Plans/SS1.4_Cell_Division/Biology_Cell_Division_FinalExplanation_TeacherKey.docx
+++ b/data/outputs/v2/Grade11/Biology/Lesson_Plans/SS1.4_Cell_Division/Biology_Cell_Division_FinalExplanation_TeacherKey.docx
@@ -1826,7 +1826,7 @@
         </w:rPr>
         <w:t xml:space="preserve">© 2026 SeaVuria and ARES. This work is licensed under a </w:t>
       </w:r>
-      <w:hyperlink w:history="1" r:id="rIdy94eczt6l4qemzp89vmnz">
+      <w:hyperlink w:history="1" r:id="rIdav4x447gyoeadatym9zhk">
         <w:r>
           <w:rPr>
             <w:rFonts w:ascii="Arial" w:cs="Arial" w:eastAsia="Arial" w:hAnsi="Arial"/>
@@ -1846,7 +1846,7 @@
         </w:rPr>
         <w:t xml:space="preserve"> (</w:t>
       </w:r>
-      <w:hyperlink w:history="1" r:id="rId-6l7nz_gosrm0_cay_rv3">
+      <w:hyperlink w:history="1" r:id="rId4lrycn0daajhf5dqfzfij">
         <w:r>
           <w:rPr>
             <w:rFonts w:ascii="Arial" w:cs="Arial" w:eastAsia="Arial" w:hAnsi="Arial"/>
@@ -1866,7 +1866,7 @@
         </w:rPr>
         <w:t xml:space="preserve">). To view a copy of this license, visit </w:t>
       </w:r>
-      <w:hyperlink w:history="1" r:id="rId4eaylpupilykaeonanzv3">
+      <w:hyperlink w:history="1" r:id="rIdyq0qkmy9otietwpzzr9ay">
         <w:r>
           <w:rPr>
             <w:rFonts w:ascii="Arial" w:cs="Arial" w:eastAsia="Arial" w:hAnsi="Arial"/>

--- a/data/outputs/v2/Grade11/Biology/Lesson_Plans/SS1.4_Cell_Division/Biology_Cell_Division_FinalExplanation_TeacherKey.docx
+++ b/data/outputs/v2/Grade11/Biology/Lesson_Plans/SS1.4_Cell_Division/Biology_Cell_Division_FinalExplanation_TeacherKey.docx
@@ -95,7 +95,7 @@
                 <w:sz w:val="22"/>
                 <w:szCs w:val="22"/>
               </w:rPr>
-              <w:t xml:space="preserve">FINAL EXPLANATION: BIOLOGY GRADE 11: CELL DIVISION (SUB-STRAND 1.4)</w:t>
+              <w:t xml:space="preserve">FINAL EXPLANATION: BIOLOGY GRADE 11 – SUB-STRAND 1.4 CELL DIVISION – FINAL EXPLANATION TO THE PHENOMENON</w:t>
             </w:r>
           </w:p>
         </w:tc>
@@ -224,7 +224,7 @@
                 <w:sz w:val="18"/>
                 <w:szCs w:val="18"/>
               </w:rPr>
-              <w:t xml:space="preserve">Driving question: How does the body produce the enormous number of new cells needed for growth? Think back to the baby photographs and the time-lapse of a child growing over 14 years: a newborn of about 3 kg became a teenager of 50 kg or more. Use what you observed and learned in Lessons 1 to 10 to write your own Final Explanation. Answer each section in the blank space under the prompt, in full sentences. Use evidence from our investigations (diagrams, clay models, onion root tips, animations, case studies) and give reasons for your claims. You may add labelled sketches. Use correct scientific words such as chromosome, chromatid, daughter cell, mitosis, meiosis, zygote and gamete.</w:t>
+              <w:t xml:space="preserve">Key question: How does the body produce the enormous number of new cells needed for growth? Think back to the baby photographs and the 14-year growth time-lapse from Lesson 1, where a newborn of about 3 kg became a teenager of 50 kg or more. Use what you observed and modelled in all ten lessons to write your Final Explanation. Answer each prompt in the space below it. Write in full sentences, use correct scientific terms, and support each claim with evidence from our investigations (diagrams, clay models, onion root tip squashes, animations, case studies). Compare your final answer with your first model from Lesson 1 at the end.</w:t>
             </w:r>
           </w:p>
         </w:tc>
@@ -285,7 +285,7 @@
                 <w:sz w:val="22"/>
                 <w:szCs w:val="22"/>
               </w:rPr>
-              <w:t xml:space="preserve">1. Claim: Where do the new cells come from?</w:t>
+              <w:t xml:space="preserve">Part 1: Claim - Where do the new cells come from?</w:t>
             </w:r>
           </w:p>
         </w:tc>
@@ -319,7 +319,7 @@
                 <w:sz w:val="18"/>
                 <w:szCs w:val="18"/>
               </w:rPr>
-              <w:t xml:space="preserve">A newborn of about 3 kg grows into a teenager of 50 kg or more, yet we only eat food such as ugali, sukuma wiki and beans. (a) Write a claim that answers the driving question. (b) Explain why eating food alone cannot account for the billions of new cells. (c) Compare this with your first ideas in Lesson 1 and say how your thinking has changed.</w:t>
+              <w:t xml:space="preserve">A newborn of about 3 kg becomes a teenager of 50 kg or more, yet we only eat food such as ugali, sukuma wiki and beans. Write a claim that answers the key question: where do the billions of new cells come from? In your answer, say what food does and does not do in growth. Then say how your thinking has changed since your Lesson 1 drawing.</w:t>
             </w:r>
           </w:p>
         </w:tc>
@@ -351,7 +351,7 @@
                 <w:sz w:val="18"/>
                 <w:szCs w:val="18"/>
               </w:rPr>
-              <w:t xml:space="preserve">(a) The body makes the enormous number of new cells it needs for growth through cell division. Existing cells divide to form new cells, so the number of cells increases. (b) Food such as ugali, beans and sukuma wiki does not turn directly into cells. Food only gives the energy and raw materials, and cells use these to make new cells when an existing cell divides. The new cells always come from cells that already exist. (c) In Lesson 1 I thought cells might just grow bigger, multiply, or be made from food. Now I know that growth mainly happens because the number of cells increases by division, not only because cells become bigger.</w:t>
+              <w:t xml:space="preserve">Claim: The body makes the billions of new cells needed for growth through cell division. Existing cells divide to form new cells, starting from the first cell (the zygote). Food such as ugali, beans and sukuma wiki does not turn directly into cells. It supplies the energy and raw materials that cells need to grow and divide. In Lesson 1 I thought cells might just grow bigger or be made from food. Now I know that the increase in the number of cells comes from division of existing cells.</w:t>
             </w:r>
           </w:p>
         </w:tc>
@@ -412,7 +412,7 @@
                 <w:sz w:val="22"/>
                 <w:szCs w:val="22"/>
               </w:rPr>
-              <w:t xml:space="preserve">2. Evidence: Mitosis and growth</w:t>
+              <w:t xml:space="preserve">Part 2: Evidence from mitosis - Growth and the right instructions</w:t>
             </w:r>
           </w:p>
         </w:tc>
@@ -446,7 +446,7 @@
                 <w:sz w:val="18"/>
                 <w:szCs w:val="18"/>
               </w:rPr>
-              <w:t xml:space="preserve">Use evidence from the mitosis diagram, the clay model and the onion (kitunguu) root tip squashes. (a) Describe what you saw happen to the chromosomes as one cell became two, giving the stages of mitosis in the order they happen. (b) In the onion root tip, most cells were in interphase and a smaller number were dividing. What does this tell you about growing tissues? (c) Explain how a single fertilised cell could become billions of cells, using the pattern 1, 2, 4, 8, 16...</w:t>
+              <w:t xml:space="preserve">Use evidence from our diagram analysis, the clay model of 1 cell to 2 cells, and the onion (kitunguu) root tip squashes. (a) Describe what happens to the chromosomes before and during mitosis, naming the stages. (b) Explain how mitosis gives each new cell the right instructions. (c) In the root tip squashes, most cells were in interphase and fewer were dividing. What does this tell you about growing tissue? (d) Explain how repeated division (1, 2, 4, 8, 16...) can lead to billions of cells.</w:t>
             </w:r>
           </w:p>
         </w:tc>
@@ -478,7 +478,7 @@
                 <w:sz w:val="18"/>
                 <w:szCs w:val="18"/>
               </w:rPr>
-              <w:t xml:space="preserve">(a) Mitosis has four stages. Chromosomes first became visible (prophase), then lined up in the middle of the cell (metaphase), then separated and moved to opposite ends (anaphase), and two new nuclei formed (telophase). Cytokinesis then followed, when the cytoplasm divided, giving two daughter cells with the same chromosomes as the parent cell. (b) Growing tissues such as the root tip have many cells in division, so new cells are being made all the time. Seeing cells at different stages shows that mitosis is continuous in places where growth happens. Cells spend most of their time in interphase between divisions. (c) Each round of mitosis doubles the number of cells: 1, 2, 4, 8, 16... If this repeats many times starting from the zygote, the number reaches billions. This is how a 3 kg baby can become a 50 kg teenager.</w:t>
+              <w:t xml:space="preserve">(a) Before mitosis, in interphase, the DNA is copied, so each chromosome has two identical chromatids joined at a centromere. In prophase the chromosomes become visible, in metaphase they line up in the middle of the cell, in anaphase the chromatids separate and move to opposite ends, and in telophase two new nuclei form. Cytokinesis then divides the cell into two. (b) Because the chromosomes are copied and shared accurately, each daughter cell receives a full set of chromosomes with the same genetic information (DNA and genes) as the parent cell, so it has the right instructions to work properly. (c) Growing tissue such as a root tip has cells in the process of dividing, so new cells are being made there. At any moment most cells are in interphase and a smaller number are dividing, but dividing cells are present, which is evidence that growth happens by division. (d) Each round of mitosis doubles the number of cells (1, 2, 4, 8, 16...). After many rounds, starting from one zygote, this doubling reaches billions of cells.</w:t>
             </w:r>
           </w:p>
         </w:tc>
@@ -539,7 +539,7 @@
                 <w:sz w:val="22"/>
                 <w:szCs w:val="22"/>
               </w:rPr>
-              <w:t xml:space="preserve">3. Reasoning: Why the new cells work properly</w:t>
+              <w:t xml:space="preserve">Part 3: Evidence from meiosis and other forms of cell division</w:t>
             </w:r>
           </w:p>
         </w:tc>
@@ -573,7 +573,7 @@
                 <w:sz w:val="18"/>
                 <w:szCs w:val="18"/>
               </w:rPr>
-              <w:t xml:space="preserve">(a) What does a chromosome carry, and what is the structure of a chromosome before a cell divides? (b) Explain why DNA must be copied before a cell divides. (c) Explain how this makes sure each new body cell has the right instructions to work properly. (d) Name two body processes besides growth that need mitosis.</w:t>
+              <w:t xml:space="preserve">(a) A sperm and an egg each come from a body cell with 46 chromosomes. Explain, using the calculation we did in Lesson 4, why meiosis is needed and how many chromosomes each gamete has. (b) Describe what meiosis produces compared with mitosis. (c) Name two ways a single organism can make new organisms or cells from one parent without sex cells, giving a living example of each, and say how they are similar.</w:t>
             </w:r>
           </w:p>
         </w:tc>
@@ -605,7 +605,7 @@
                 <w:sz w:val="18"/>
                 <w:szCs w:val="18"/>
               </w:rPr>
-              <w:t xml:space="preserve">(a) A chromosome carries the genetic information (DNA and genes). Before a cell divides, the DNA is copied, so each chromosome is made of two identical chromatids joined at a centromere. (b) DNA is copied before division so that after the chromosomes are shared out, each daughter cell receives a full set of chromosomes. Without copying, the daughter cells would have too little genetic information. (c) In mitosis the copied chromosomes are lined up and then separated accurately, so one chromatid of each chromosome goes to each end of the cell. The two daughter cells therefore have the same chromosomes as the parent cell and the same instructions, so they can work properly as muscle, bone, skin or blood cells. (d) Repair of injured tissue, such as a healing skin cut, and replacement of cells. Mitosis also gives asexual reproduction in plants, for example new roots and shoots on a maize or sukuma wiki plant.</w:t>
+              <w:t xml:space="preserve">(a) Without meiosis, a sperm with 46 chromosomes joining an egg with 46 chromosomes would make a zygote with 46 + 46 = 92 chromosomes, and the number would double every generation. Meiosis halves the number, so each gamete has 23 chromosomes. When they fuse at fertilisation the zygote has 46 chromosomes again and can then divide by mitosis to grow into a child. (b) Mitosis produces two genetically identical cells with the full chromosome number and is used for growth and repair. Meiosis happens in the reproductive organs, has two divisions (meiosis I and II), and produces four cells with half the chromosome number and different combinations of genes, used for sexual reproduction. (c) Budding, as in yeast (for example in mandazi dough or busaa), where a small bud grows and separates from the parent. Binary fission, as in bacteria such as Salmonella or E. coli, where the cell copies its chromosome, elongates and splits into two equal cells. Both are asexual reproduction from one parent with no fusion of sex cells, both copy the genetic material before dividing, and both increase numbers quickly.</w:t>
             </w:r>
           </w:p>
         </w:tc>
@@ -666,7 +666,7 @@
                 <w:sz w:val="22"/>
                 <w:szCs w:val="22"/>
               </w:rPr>
-              <w:t xml:space="preserve">4. Meiosis and reproduction</w:t>
+              <w:t xml:space="preserve">Part 4: Why cell division matters</w:t>
             </w:r>
           </w:p>
         </w:tc>
@@ -700,7 +700,7 @@
                 <w:sz w:val="18"/>
                 <w:szCs w:val="18"/>
               </w:rPr>
-              <w:t xml:space="preserve">Every baby begins as one fertilised cell (zygote) formed when a sperm meets an egg. (a) If a sperm and an egg each had 46 chromosomes, how many would the zygote have, and what problem would that cause over generations? (b) Describe what meiosis does to the chromosome number and how many cells it makes. (c) Explain how meiosis and mitosis work together so that a child can be produced and then grow. (d) Give one difference between the cells made by mitosis and meiosis.</w:t>
+              <w:t xml:space="preserve">Answer the KICD inquiry question: How is cell division important? Use at least three examples from our case studies, including the healing cut, the maize or sukuma wiki plant, and tissue culture of bananas or tea in Kenya. For each example, state whether mitosis or meiosis is involved and why.</w:t>
             </w:r>
           </w:p>
         </w:tc>
@@ -732,7 +732,7 @@
                 <w:sz w:val="18"/>
                 <w:szCs w:val="18"/>
               </w:rPr>
-              <w:t xml:space="preserve">(a) The zygote would have 46 + 46 = 92 chromosomes. The number would double in every generation, which cannot continue. (b) Meiosis happens in the reproductive organs and has two divisions (meiosis I and meiosis II). It produces four cells, each with half the chromosome number (23). In meiosis I homologous chromosomes separate and in meiosis II sister chromatids separate. (c) Meiosis makes the sperm and egg (gametes) with 23 chromosomes each. At fertilisation they fuse and the zygote has 46 chromosomes again. The zygote then divides by mitosis again and again to make the billions of cells of the growing child. (d) Mitosis makes two daughter cells that are genetically identical to the parent cell with the full chromosome number, while meiosis makes four cells with half the chromosome number, so it makes gametes rather than body cells.</w:t>
+              <w:t xml:space="preserve">Cell division is important for growth, repair, reproduction and development. Growth: a child grows because body cells divide by mitosis to make more cells. Repair: when a skin cut heals, cells near the wound divide by mitosis to replace the damaged ones. Plants: a maize or sukuma wiki plant grows new roots and shoots by mitosis at growing tips, and some plants can reproduce asexually. Tissue culture: in Kenya, farmers and KALRO use tissue culture to multiply bananas and tea. A small piece of plant (explant) grows into a callus, then shoots and roots, by repeated mitosis in a sterile nutrient medium, making many identical disease-free plantlets quickly. Reproduction: meiosis makes the gametes for sexual reproduction, which keeps the chromosome number constant and gives offspring that differ from their parents. So cell division is essential for the growth, development, repair and reproduction of living organisms.</w:t>
             </w:r>
           </w:p>
         </w:tc>
@@ -793,7 +793,7 @@
                 <w:sz w:val="22"/>
                 <w:szCs w:val="22"/>
               </w:rPr>
-              <w:t xml:space="preserve">5. Other forms of cell division and their uses</w:t>
+              <w:t xml:space="preserve">Part 5: Final Explanation - Claim, Evidence, Reasoning</w:t>
             </w:r>
           </w:p>
         </w:tc>
@@ -827,7 +827,7 @@
                 <w:sz w:val="18"/>
                 <w:szCs w:val="18"/>
               </w:rPr>
-              <w:t xml:space="preserve">(a) Describe how budding in yeast and binary fission in bacteria differ. (b) A single bacterium dividing every 20 minutes gives how many cells after 2 hours? Show how you worked it out, and say how this doubling is similar to what happens in mitosis in a growing child. (c) Explain how tissue culture of bananas or tea in Kenya uses the same idea as growth in a child. (d) Finish by writing a short Final Explanation (3 to 4 sentences) answering the driving question.</w:t>
+              <w:t xml:space="preserve">Write your complete Final Explanation to answer the key question: How does the body produce the enormous number of new cells needed for growth? Use the Claim-Evidence-Reasoning structure. Include (1) your claim, (2) at least three pieces of evidence from our investigations (including mitosis and meiosis), and (3) reasoning that links the evidence to the growth of a child from 3 kg to 50 kg or more and to the wider importance of cell division.</w:t>
             </w:r>
           </w:p>
         </w:tc>
@@ -859,7 +859,7 @@
                 <w:sz w:val="18"/>
                 <w:szCs w:val="18"/>
               </w:rPr>
-              <w:t xml:space="preserve">(a) In budding, a small bud grows on the parent yeast cell and then separates, so the parent and daughter cells are unequal. In binary fission, a bacterium copies its chromosome, elongates and splits into two equal cells. Both are asexual reproduction from one parent without fusion of sex cells, so offspring are identical to the parent. (b) Two hours is 120 minutes, which is six 20-minute divisions. Doubling six times gives 2 x 2 x 2 x 2 x 2 x 2 = 64 cells. This is a calculation, not something we saw under the microscope, but it shows the same doubling pattern (1, 2, 4, 8, 16...) that we saw when mitosis makes two cells from one in the onion root tip and in a growing child. (c) In tissue culture a small piece of plant (explant) is placed in sterile nutrient medium. Its cells divide repeatedly by mitosis to form a callus, then shoots and roots, giving many identical disease-free plantlets. This is the same idea as a child's growth: existing cells divide by mitosis and each new cell gets a full copy of the chromosomes. (d) The body produces new cells through cell division. In mitosis one cell copies its DNA and divides into two identical daughter cells, so the cell number doubles again and again from the zygote, giving the billions of cells needed for growth, repair and replacement. Food such as ugali, beans and sukuma wiki only supplies energy and raw materials. Meiosis makes gametes with half the chromosome number for sexual reproduction, and yeast and bacteria reproduce by budding and binary fission. Therefore cell division is essential for the growth, development, repair and reproduction of living organisms.</w:t>
+              <w:t xml:space="preserve">Claim: The body produces new cells through cell division. Evidence: In our diagrams and clay model, one parent cell divided to form new cells, and the counts in our table showed the number of cells increasing. In our mitosis diagram and onion root tip squashes we saw chromosomes become visible, line up, separate and move into two new nuclei, with some cells dividing in the growing tip. Each daughter cell received the same chromosomes as the parent. In meiosis we saw one cell make four cells with half the chromosome number (23), so gametes can fuse to restore 46 chromosomes in the zygote. We also saw yeast budding and bacteria dividing by binary fission, and tissue culture making many plantlets. Reasoning: A child grows from 3 kg to 50 kg or more because the zygote and later body cells divide by mitosis again and again (1, 2, 4, 8, 16...), producing billions of cells. Because DNA is copied before each division, every new cell gets an identical set of chromosomes and so the right instructions. Food such as ugali, beans and sukuma wiki gives energy and raw materials but the new cells come from existing cells dividing. Meiosis makes the gametes that start a new individual. Therefore, cell division is essential for the growth, development, repair and reproduction of living organisms.</w:t>
             </w:r>
           </w:p>
         </w:tc>
@@ -1086,7 +1086,7 @@
                 <w:sz w:val="18"/>
                 <w:szCs w:val="18"/>
               </w:rPr>
-              <w:t xml:space="preserve">Claim answers the driving question</w:t>
+              <w:t xml:space="preserve">Claim and use of the phenomenon</w:t>
             </w:r>
           </w:p>
         </w:tc>
@@ -1118,7 +1118,7 @@
                 <w:sz w:val="18"/>
                 <w:szCs w:val="18"/>
               </w:rPr>
-              <w:t xml:space="preserve">Gives a clear claim that new cells come from division of existing cells, and clearly shows that food provides only energy and materials, not cells directly.</w:t>
+              <w:t xml:space="preserve">Gives a clear claim that new cells come from division of existing cells, explains that food gives energy and raw materials but does not become cells, and links directly to the 3 kg to 50 kg growth of a child and to the Lesson 1 model.</w:t>
             </w:r>
           </w:p>
         </w:tc>
@@ -1150,7 +1150,7 @@
                 <w:sz w:val="18"/>
                 <w:szCs w:val="18"/>
               </w:rPr>
-              <w:t xml:space="preserve">States that cell division makes new cells, but the role of food is unclear or only briefly mentioned.</w:t>
+              <w:t xml:space="preserve">States that cell division makes new cells and links to the growth of a child, but the role of food or the link to the Lesson 1 model is brief or incomplete.</w:t>
             </w:r>
           </w:p>
         </w:tc>
@@ -1182,7 +1182,7 @@
                 <w:sz w:val="18"/>
                 <w:szCs w:val="18"/>
               </w:rPr>
-              <w:t xml:space="preserve">Claim is missing, vague, or suggests food turns directly into cells or that cells only grow bigger.</w:t>
+              <w:t xml:space="preserve">Claim is vague or incorrect (for example, food turns directly into cells or cells only grow bigger) and there is little link to the phenomenon.</w:t>
             </w:r>
           </w:p>
         </w:tc>
@@ -1216,7 +1216,7 @@
                 <w:sz w:val="18"/>
                 <w:szCs w:val="18"/>
               </w:rPr>
-              <w:t xml:space="preserve">Use of evidence from the investigations</w:t>
+              <w:t xml:space="preserve">Understanding of mitosis</w:t>
             </w:r>
           </w:p>
         </w:tc>
@@ -1248,7 +1248,7 @@
                 <w:sz w:val="18"/>
                 <w:szCs w:val="18"/>
               </w:rPr>
-              <w:t xml:space="preserve">Uses several specific observations (mitosis diagram, clay model, onion root tips, the 1, 2, 4, 8, 16 pattern) accurately to support the claims, and correctly treats the 64-bacteria figure as a calculation that shows the same doubling pattern rather than as an observation.</w:t>
+              <w:t xml:space="preserve">Accurately describes DNA copying, the four stages and cytokinesis, explains how each daughter cell gets identical chromosomes and the right instructions, and explains doubling (1, 2, 4, 8, 16...) to billions of cells.</w:t>
             </w:r>
           </w:p>
         </w:tc>
@@ -1280,7 +1280,7 @@
                 <w:sz w:val="18"/>
                 <w:szCs w:val="18"/>
               </w:rPr>
-              <w:t xml:space="preserve">Uses one or two observations from the lessons, mostly accurate but general.</w:t>
+              <w:t xml:space="preserve">Describes mitosis and the formation of two identical cells with mostly correct stages, but explanation of how instructions are passed on or of doubling is partial.</w:t>
             </w:r>
           </w:p>
         </w:tc>
@@ -1312,7 +1312,7 @@
                 <w:sz w:val="18"/>
                 <w:szCs w:val="18"/>
               </w:rPr>
-              <w:t xml:space="preserve">Gives little or no evidence, or evidence is inaccurate, not from the lessons, or calculations are presented as observations.</w:t>
+              <w:t xml:space="preserve">Describes mitosis with major errors or omissions, such as missing stages or no mention of chromosomes being copied and shared.</w:t>
             </w:r>
           </w:p>
         </w:tc>
@@ -1346,7 +1346,7 @@
                 <w:sz w:val="18"/>
                 <w:szCs w:val="18"/>
               </w:rPr>
-              <w:t xml:space="preserve">Scientific reasoning about chromosomes, mitosis and meiosis</w:t>
+              <w:t xml:space="preserve">Understanding of meiosis and other cell division (budding and binary fission)</w:t>
             </w:r>
           </w:p>
         </w:tc>
@@ -1378,7 +1378,7 @@
                 <w:sz w:val="18"/>
                 <w:szCs w:val="18"/>
               </w:rPr>
-              <w:t xml:space="preserve">Correctly explains DNA copying (chromatids identical after copying), the stages of mitosis in order, identical daughter cells, and how meiosis halves the chromosome number (23) so the zygote has 46; links both to the growing child.</w:t>
+              <w:t xml:space="preserve">Explains with the 46 + 46 = 92 reasoning why meiosis halves the chromosome number to 23, contrasts it correctly with mitosis, and accurately describes budding and binary fission with examples as asexual reproduction.</w:t>
             </w:r>
           </w:p>
         </w:tc>
@@ -1410,7 +1410,7 @@
                 <w:sz w:val="18"/>
                 <w:szCs w:val="18"/>
               </w:rPr>
-              <w:t xml:space="preserve">Explains mitosis and meiosis mostly correctly but misses a link (for example the order of stages, or why DNA is copied or why the number is halved).</w:t>
+              <w:t xml:space="preserve">Correctly states that meiosis makes gametes with half the chromosomes and names budding and binary fission, but comparison or examples are limited.</w:t>
             </w:r>
           </w:p>
         </w:tc>
@@ -1442,7 +1442,7 @@
                 <w:sz w:val="18"/>
                 <w:szCs w:val="18"/>
               </w:rPr>
-              <w:t xml:space="preserve">Confuses mitosis and meiosis or does not explain how new cells get the right instructions.</w:t>
+              <w:t xml:space="preserve">Confuses mitosis and meiosis or does not correctly describe gametes, budding or binary fission.</w:t>
             </w:r>
           </w:p>
         </w:tc>
@@ -1476,7 +1476,7 @@
                 <w:sz w:val="18"/>
                 <w:szCs w:val="18"/>
               </w:rPr>
-              <w:t xml:space="preserve">Breadth: growth, repair, reproduction and applications</w:t>
+              <w:t xml:space="preserve">Use of evidence and Kenyan examples</w:t>
             </w:r>
           </w:p>
         </w:tc>
@@ -1508,7 +1508,7 @@
                 <w:sz w:val="18"/>
                 <w:szCs w:val="18"/>
               </w:rPr>
-              <w:t xml:space="preserve">Connects cell division to growth, repair, replacement, sexual and asexual reproduction (budding, binary fission) and tissue culture with accurate Kenyan examples.</w:t>
+              <w:t xml:space="preserve">Uses at least three specific pieces of evidence from the investigations (such as the onion root tip squashes, clay model, case studies, tissue culture of bananas or tea) and ties each to the claim.</w:t>
             </w:r>
           </w:p>
         </w:tc>
@@ -1540,7 +1540,7 @@
                 <w:sz w:val="18"/>
                 <w:szCs w:val="18"/>
               </w:rPr>
-              <w:t xml:space="preserve">Covers growth and at least one other function or application accurately.</w:t>
+              <w:t xml:space="preserve">Uses two relevant pieces of evidence, with some connection to the claim.</w:t>
             </w:r>
           </w:p>
         </w:tc>
@@ -1572,7 +1572,7 @@
                 <w:sz w:val="18"/>
                 <w:szCs w:val="18"/>
               </w:rPr>
-              <w:t xml:space="preserve">Mentions only growth, or applications are missing or incorrect.</w:t>
+              <w:t xml:space="preserve">Uses little or no evidence, or gives general statements not taken from our investigations.</w:t>
             </w:r>
           </w:p>
         </w:tc>
@@ -1606,7 +1606,7 @@
                 <w:sz w:val="18"/>
                 <w:szCs w:val="18"/>
               </w:rPr>
-              <w:t xml:space="preserve">Communication and use of scientific terms</w:t>
+              <w:t xml:space="preserve">Reasoning, importance of cell division and scientific communication</w:t>
             </w:r>
           </w:p>
         </w:tc>
@@ -1638,7 +1638,7 @@
                 <w:sz w:val="18"/>
                 <w:szCs w:val="18"/>
               </w:rPr>
-              <w:t xml:space="preserve">Writes organised, complete sentences with correct terms (chromosome, chromatid, daughter cell, zygote, gamete) and a clear final explanation.</w:t>
+              <w:t xml:space="preserve">Logically links evidence to the claim, explains the importance of cell division for growth, development, repair and reproduction, and uses correct terms in clear, well-organised Claim-Evidence-Reasoning writing.</w:t>
             </w:r>
           </w:p>
         </w:tc>
@@ -1670,7 +1670,7 @@
                 <w:sz w:val="18"/>
                 <w:szCs w:val="18"/>
               </w:rPr>
-              <w:t xml:space="preserve">Mostly clear writing with some correct terms; final explanation is complete but may be loosely organised.</w:t>
+              <w:t xml:space="preserve">Reasoning mostly links evidence to the claim and mentions some importance of cell division, with minor errors in terms or organisation.</w:t>
             </w:r>
           </w:p>
         </w:tc>
@@ -1702,7 +1702,7 @@
                 <w:sz w:val="18"/>
                 <w:szCs w:val="18"/>
               </w:rPr>
-              <w:t xml:space="preserve">Writing is hard to follow, key terms are missing or misused, and the final explanation is incomplete.</w:t>
+              <w:t xml:space="preserve">Reasoning is missing or unclear, few uses of the importance of cell division, and scientific terms are used incorrectly or not at all.</w:t>
             </w:r>
           </w:p>
         </w:tc>
@@ -1826,7 +1826,7 @@
         </w:rPr>
         <w:t xml:space="preserve">© 2026 SeaVuria and ARES. This work is licensed under a </w:t>
       </w:r>
-      <w:hyperlink w:history="1" r:id="rIdav4x447gyoeadatym9zhk">
+      <w:hyperlink w:history="1" r:id="rIdqnp8auejaqdtfdvp23fec">
         <w:r>
           <w:rPr>
             <w:rFonts w:ascii="Arial" w:cs="Arial" w:eastAsia="Arial" w:hAnsi="Arial"/>
@@ -1846,7 +1846,7 @@
         </w:rPr>
         <w:t xml:space="preserve"> (</w:t>
       </w:r>
-      <w:hyperlink w:history="1" r:id="rId4lrycn0daajhf5dqfzfij">
+      <w:hyperlink w:history="1" r:id="rIdy2buno-_vf_4lgrh35bvv">
         <w:r>
           <w:rPr>
             <w:rFonts w:ascii="Arial" w:cs="Arial" w:eastAsia="Arial" w:hAnsi="Arial"/>
@@ -1866,7 +1866,7 @@
         </w:rPr>
         <w:t xml:space="preserve">). To view a copy of this license, visit </w:t>
       </w:r>
-      <w:hyperlink w:history="1" r:id="rIdyq0qkmy9otietwpzzr9ay">
+      <w:hyperlink w:history="1" r:id="rIdqgnjwliyt5zopjn9xgo0n">
         <w:r>
           <w:rPr>
             <w:rFonts w:ascii="Arial" w:cs="Arial" w:eastAsia="Arial" w:hAnsi="Arial"/>

--- a/data/outputs/v2/Grade11/Biology/Lesson_Plans/SS1.4_Cell_Division/Biology_Cell_Division_FinalExplanation_TeacherKey.docx
+++ b/data/outputs/v2/Grade11/Biology/Lesson_Plans/SS1.4_Cell_Division/Biology_Cell_Division_FinalExplanation_TeacherKey.docx
@@ -4,6 +4,7 @@
   <w:body>
     <w:p>
       <w:pPr>
+        <w:keepNext w:val="false"/>
         <w:spacing w:after="30" w:before="0"/>
         <w:jc w:val="center"/>
       </w:pPr>
@@ -23,6 +24,7 @@
     </w:p>
     <w:p>
       <w:pPr>
+        <w:keepNext w:val="false"/>
         <w:spacing w:after="60" w:before="0"/>
         <w:jc w:val="center"/>
       </w:pPr>
@@ -81,6 +83,7 @@
           </w:tcPr>
           <w:p>
             <w:pPr>
+              <w:keepNext w:val="false"/>
               <w:spacing w:after="40" w:before="0"/>
               <w:jc w:val="center"/>
             </w:pPr>
@@ -116,6 +119,7 @@
           </w:tcPr>
           <w:p>
             <w:pPr>
+              <w:keepNext w:val="false"/>
               <w:spacing w:after="40" w:before="0"/>
               <w:jc w:val="center"/>
             </w:pPr>
@@ -176,6 +180,7 @@
           </w:tcPr>
           <w:p>
             <w:pPr>
+              <w:keepNext w:val="false"/>
               <w:spacing w:after="40" w:before="0"/>
               <w:jc w:val="center"/>
             </w:pPr>
@@ -210,6 +215,7 @@
           </w:tcPr>
           <w:p>
             <w:pPr>
+              <w:keepNext w:val="false"/>
               <w:spacing w:after="40" w:before="0"/>
               <w:jc w:val="left"/>
             </w:pPr>
@@ -271,6 +277,7 @@
           </w:tcPr>
           <w:p>
             <w:pPr>
+              <w:keepNext/>
               <w:spacing w:after="40" w:before="0"/>
               <w:jc w:val="center"/>
             </w:pPr>
@@ -305,6 +312,7 @@
           </w:tcPr>
           <w:p>
             <w:pPr>
+              <w:keepNext w:val="false"/>
               <w:spacing w:after="40" w:before="0"/>
               <w:jc w:val="left"/>
             </w:pPr>
@@ -337,6 +345,7 @@
           </w:tcPr>
           <w:p>
             <w:pPr>
+              <w:keepNext w:val="false"/>
               <w:spacing w:after="40" w:before="0"/>
               <w:jc w:val="left"/>
             </w:pPr>
@@ -398,6 +407,7 @@
           </w:tcPr>
           <w:p>
             <w:pPr>
+              <w:keepNext/>
               <w:spacing w:after="40" w:before="0"/>
               <w:jc w:val="center"/>
             </w:pPr>
@@ -432,6 +442,7 @@
           </w:tcPr>
           <w:p>
             <w:pPr>
+              <w:keepNext w:val="false"/>
               <w:spacing w:after="40" w:before="0"/>
               <w:jc w:val="left"/>
             </w:pPr>
@@ -464,6 +475,7 @@
           </w:tcPr>
           <w:p>
             <w:pPr>
+              <w:keepNext w:val="false"/>
               <w:spacing w:after="40" w:before="0"/>
               <w:jc w:val="left"/>
             </w:pPr>
@@ -525,6 +537,7 @@
           </w:tcPr>
           <w:p>
             <w:pPr>
+              <w:keepNext/>
               <w:spacing w:after="40" w:before="0"/>
               <w:jc w:val="center"/>
             </w:pPr>
@@ -559,6 +572,7 @@
           </w:tcPr>
           <w:p>
             <w:pPr>
+              <w:keepNext w:val="false"/>
               <w:spacing w:after="40" w:before="0"/>
               <w:jc w:val="left"/>
             </w:pPr>
@@ -591,6 +605,7 @@
           </w:tcPr>
           <w:p>
             <w:pPr>
+              <w:keepNext w:val="false"/>
               <w:spacing w:after="40" w:before="0"/>
               <w:jc w:val="left"/>
             </w:pPr>
@@ -652,6 +667,7 @@
           </w:tcPr>
           <w:p>
             <w:pPr>
+              <w:keepNext/>
               <w:spacing w:after="40" w:before="0"/>
               <w:jc w:val="center"/>
             </w:pPr>
@@ -686,6 +702,7 @@
           </w:tcPr>
           <w:p>
             <w:pPr>
+              <w:keepNext w:val="false"/>
               <w:spacing w:after="40" w:before="0"/>
               <w:jc w:val="left"/>
             </w:pPr>
@@ -718,6 +735,7 @@
           </w:tcPr>
           <w:p>
             <w:pPr>
+              <w:keepNext w:val="false"/>
               <w:spacing w:after="40" w:before="0"/>
               <w:jc w:val="left"/>
             </w:pPr>
@@ -779,6 +797,7 @@
           </w:tcPr>
           <w:p>
             <w:pPr>
+              <w:keepNext/>
               <w:spacing w:after="40" w:before="0"/>
               <w:jc w:val="center"/>
             </w:pPr>
@@ -813,6 +832,7 @@
           </w:tcPr>
           <w:p>
             <w:pPr>
+              <w:keepNext w:val="false"/>
               <w:spacing w:after="40" w:before="0"/>
               <w:jc w:val="left"/>
             </w:pPr>
@@ -845,6 +865,7 @@
           </w:tcPr>
           <w:p>
             <w:pPr>
+              <w:keepNext w:val="false"/>
               <w:spacing w:after="40" w:before="0"/>
               <w:jc w:val="left"/>
             </w:pPr>
@@ -908,6 +929,7 @@
           </w:tcPr>
           <w:p>
             <w:pPr>
+              <w:keepNext w:val="false"/>
               <w:spacing w:after="40" w:before="0"/>
               <w:jc w:val="center"/>
             </w:pPr>
@@ -942,6 +964,7 @@
           </w:tcPr>
           <w:p>
             <w:pPr>
+              <w:keepNext w:val="false"/>
               <w:spacing w:after="40" w:before="0"/>
               <w:jc w:val="left"/>
             </w:pPr>
@@ -974,6 +997,7 @@
           </w:tcPr>
           <w:p>
             <w:pPr>
+              <w:keepNext w:val="false"/>
               <w:spacing w:after="40" w:before="0"/>
               <w:jc w:val="left"/>
             </w:pPr>
@@ -1006,6 +1030,7 @@
           </w:tcPr>
           <w:p>
             <w:pPr>
+              <w:keepNext w:val="false"/>
               <w:spacing w:after="40" w:before="0"/>
               <w:jc w:val="left"/>
             </w:pPr>
@@ -1038,6 +1063,7 @@
           </w:tcPr>
           <w:p>
             <w:pPr>
+              <w:keepNext w:val="false"/>
               <w:spacing w:after="40" w:before="0"/>
               <w:jc w:val="left"/>
             </w:pPr>
@@ -1072,6 +1098,7 @@
           </w:tcPr>
           <w:p>
             <w:pPr>
+              <w:keepNext w:val="false"/>
               <w:spacing w:after="40" w:before="0"/>
               <w:jc w:val="left"/>
             </w:pPr>
@@ -1104,6 +1131,7 @@
           </w:tcPr>
           <w:p>
             <w:pPr>
+              <w:keepNext w:val="false"/>
               <w:spacing w:after="40" w:before="0"/>
               <w:jc w:val="left"/>
             </w:pPr>
@@ -1136,6 +1164,7 @@
           </w:tcPr>
           <w:p>
             <w:pPr>
+              <w:keepNext w:val="false"/>
               <w:spacing w:after="40" w:before="0"/>
               <w:jc w:val="left"/>
             </w:pPr>
@@ -1168,6 +1197,7 @@
           </w:tcPr>
           <w:p>
             <w:pPr>
+              <w:keepNext w:val="false"/>
               <w:spacing w:after="40" w:before="0"/>
               <w:jc w:val="left"/>
             </w:pPr>
@@ -1202,6 +1232,7 @@
           </w:tcPr>
           <w:p>
             <w:pPr>
+              <w:keepNext w:val="false"/>
               <w:spacing w:after="40" w:before="0"/>
               <w:jc w:val="left"/>
             </w:pPr>
@@ -1234,6 +1265,7 @@
           </w:tcPr>
           <w:p>
             <w:pPr>
+              <w:keepNext w:val="false"/>
               <w:spacing w:after="40" w:before="0"/>
               <w:jc w:val="left"/>
             </w:pPr>
@@ -1266,6 +1298,7 @@
           </w:tcPr>
           <w:p>
             <w:pPr>
+              <w:keepNext w:val="false"/>
               <w:spacing w:after="40" w:before="0"/>
               <w:jc w:val="left"/>
             </w:pPr>
@@ -1298,6 +1331,7 @@
           </w:tcPr>
           <w:p>
             <w:pPr>
+              <w:keepNext w:val="false"/>
               <w:spacing w:after="40" w:before="0"/>
               <w:jc w:val="left"/>
             </w:pPr>
@@ -1332,6 +1366,7 @@
           </w:tcPr>
           <w:p>
             <w:pPr>
+              <w:keepNext w:val="false"/>
               <w:spacing w:after="40" w:before="0"/>
               <w:jc w:val="left"/>
             </w:pPr>
@@ -1364,6 +1399,7 @@
           </w:tcPr>
           <w:p>
             <w:pPr>
+              <w:keepNext w:val="false"/>
               <w:spacing w:after="40" w:before="0"/>
               <w:jc w:val="left"/>
             </w:pPr>
@@ -1396,6 +1432,7 @@
           </w:tcPr>
           <w:p>
             <w:pPr>
+              <w:keepNext w:val="false"/>
               <w:spacing w:after="40" w:before="0"/>
               <w:jc w:val="left"/>
             </w:pPr>
@@ -1428,6 +1465,7 @@
           </w:tcPr>
           <w:p>
             <w:pPr>
+              <w:keepNext w:val="false"/>
               <w:spacing w:after="40" w:before="0"/>
               <w:jc w:val="left"/>
             </w:pPr>
@@ -1462,6 +1500,7 @@
           </w:tcPr>
           <w:p>
             <w:pPr>
+              <w:keepNext w:val="false"/>
               <w:spacing w:after="40" w:before="0"/>
               <w:jc w:val="left"/>
             </w:pPr>
@@ -1494,6 +1533,7 @@
           </w:tcPr>
           <w:p>
             <w:pPr>
+              <w:keepNext w:val="false"/>
               <w:spacing w:after="40" w:before="0"/>
               <w:jc w:val="left"/>
             </w:pPr>
@@ -1526,6 +1566,7 @@
           </w:tcPr>
           <w:p>
             <w:pPr>
+              <w:keepNext w:val="false"/>
               <w:spacing w:after="40" w:before="0"/>
               <w:jc w:val="left"/>
             </w:pPr>
@@ -1558,6 +1599,7 @@
           </w:tcPr>
           <w:p>
             <w:pPr>
+              <w:keepNext w:val="false"/>
               <w:spacing w:after="40" w:before="0"/>
               <w:jc w:val="left"/>
             </w:pPr>
@@ -1592,6 +1634,7 @@
           </w:tcPr>
           <w:p>
             <w:pPr>
+              <w:keepNext w:val="false"/>
               <w:spacing w:after="40" w:before="0"/>
               <w:jc w:val="left"/>
             </w:pPr>
@@ -1624,6 +1667,7 @@
           </w:tcPr>
           <w:p>
             <w:pPr>
+              <w:keepNext w:val="false"/>
               <w:spacing w:after="40" w:before="0"/>
               <w:jc w:val="left"/>
             </w:pPr>
@@ -1656,6 +1700,7 @@
           </w:tcPr>
           <w:p>
             <w:pPr>
+              <w:keepNext w:val="false"/>
               <w:spacing w:after="40" w:before="0"/>
               <w:jc w:val="left"/>
             </w:pPr>
@@ -1688,6 +1733,7 @@
           </w:tcPr>
           <w:p>
             <w:pPr>
+              <w:keepNext w:val="false"/>
               <w:spacing w:after="40" w:before="0"/>
               <w:jc w:val="left"/>
             </w:pPr>
@@ -1826,7 +1872,7 @@
         </w:rPr>
         <w:t xml:space="preserve">© 2026 SeaVuria and ARES. This work is licensed under a </w:t>
       </w:r>
-      <w:hyperlink w:history="1" r:id="rIdqnp8auejaqdtfdvp23fec">
+      <w:hyperlink w:history="1" r:id="rIdslnz7agqy0p0ja6amgl97">
         <w:r>
           <w:rPr>
             <w:rFonts w:ascii="Arial" w:cs="Arial" w:eastAsia="Arial" w:hAnsi="Arial"/>
@@ -1846,7 +1892,7 @@
         </w:rPr>
         <w:t xml:space="preserve"> (</w:t>
       </w:r>
-      <w:hyperlink w:history="1" r:id="rIdy2buno-_vf_4lgrh35bvv">
+      <w:hyperlink w:history="1" r:id="rIdatqtfoxpzalk5azk7w1ok">
         <w:r>
           <w:rPr>
             <w:rFonts w:ascii="Arial" w:cs="Arial" w:eastAsia="Arial" w:hAnsi="Arial"/>
@@ -1866,7 +1912,7 @@
         </w:rPr>
         <w:t xml:space="preserve">). To view a copy of this license, visit </w:t>
       </w:r>
-      <w:hyperlink w:history="1" r:id="rIdqgnjwliyt5zopjn9xgo0n">
+      <w:hyperlink w:history="1" r:id="rIdf-b02opbjfpcodecl35ss">
         <w:r>
           <w:rPr>
             <w:rFonts w:ascii="Arial" w:cs="Arial" w:eastAsia="Arial" w:hAnsi="Arial"/>

--- a/data/outputs/v2/Grade11/Biology/Lesson_Plans/SS1.4_Cell_Division/Biology_Cell_Division_FinalExplanation_TeacherKey.docx
+++ b/data/outputs/v2/Grade11/Biology/Lesson_Plans/SS1.4_Cell_Division/Biology_Cell_Division_FinalExplanation_TeacherKey.docx
@@ -1872,7 +1872,7 @@
         </w:rPr>
         <w:t xml:space="preserve">© 2026 SeaVuria and ARES. This work is licensed under a </w:t>
       </w:r>
-      <w:hyperlink w:history="1" r:id="rIdslnz7agqy0p0ja6amgl97">
+      <w:hyperlink w:history="1" r:id="rId98g5wap9w4nejn6ggf4ms">
         <w:r>
           <w:rPr>
             <w:rFonts w:ascii="Arial" w:cs="Arial" w:eastAsia="Arial" w:hAnsi="Arial"/>
@@ -1892,7 +1892,7 @@
         </w:rPr>
         <w:t xml:space="preserve"> (</w:t>
       </w:r>
-      <w:hyperlink w:history="1" r:id="rIdatqtfoxpzalk5azk7w1ok">
+      <w:hyperlink w:history="1" r:id="rIdndfya63xi4coftmif8hzy">
         <w:r>
           <w:rPr>
             <w:rFonts w:ascii="Arial" w:cs="Arial" w:eastAsia="Arial" w:hAnsi="Arial"/>
@@ -1912,7 +1912,7 @@
         </w:rPr>
         <w:t xml:space="preserve">). To view a copy of this license, visit </w:t>
       </w:r>
-      <w:hyperlink w:history="1" r:id="rIdf-b02opbjfpcodecl35ss">
+      <w:hyperlink w:history="1" r:id="rId7ratvblyryjfxj3dlemxh">
         <w:r>
           <w:rPr>
             <w:rFonts w:ascii="Arial" w:cs="Arial" w:eastAsia="Arial" w:hAnsi="Arial"/>
